--- a/小野町_引継ぎ_整理済/03_計画素案/小野町_障がい計画_他素案への追加候補の対応表_20261020.docx
+++ b/小野町_引継ぎ_整理済/03_計画素案/小野町_障がい計画_他素案への追加候補の対応表_20261020.docx
@@ -468,17 +468,16 @@
         <w:tabs>
           <w:tab w:pos="9751" w:val="right" w:leader="dot"/>
         </w:tabs>
-        <w:spacing w:before="20" w:after="20" w:line="252" w:lineRule="auto"/>
-        <w:ind w:left="0"/>
+        <w:spacing w:before="0" w:after="0" w:line="252" w:lineRule="auto"/>
+        <w:ind w:left="510"/>
       </w:pPr>
       <w:hyperlink w:anchor="_Toc_007">
         <w:r>
           <w:rPr>
             <w:rFonts w:ascii="游ゴシック" w:hAnsi="游ゴシック" w:eastAsia="游ゴシック"/>
-            <w:b/>
-            <w:sz w:val="22"/>
+            <w:sz w:val="20"/>
           </w:rPr>
-          <w:t xml:space="preserve">3　前回計画の目標値（№13で他素案の表に入れるもの）</w:t>
+          <w:t xml:space="preserve">2-5　論点漏れの点検から</w:t>
         </w:r>
         <w:r>
           <w:rPr>
@@ -511,7 +510,6 @@
         <w:r>
           <w:rPr>
             <w:rFonts w:ascii="游ゴシック" w:hAnsi="游ゴシック" w:eastAsia="游ゴシック"/>
-            <w:b/>
             <w:sz w:val="20"/>
           </w:rPr>
           <w:t xml:space="preserve">－</w:t>
@@ -540,7 +538,7 @@
             <w:b/>
             <w:sz w:val="22"/>
           </w:rPr>
-          <w:t xml:space="preserve">4　判断をいただきたいこと</w:t>
+          <w:t xml:space="preserve">3　前回計画の目標値（№13で他素案の表に入れるもの）</w:t>
         </w:r>
         <w:r>
           <w:rPr>
@@ -602,7 +600,7 @@
             <w:b/>
             <w:sz w:val="22"/>
           </w:rPr>
-          <w:t xml:space="preserve">5　他素案へ入れないもの</w:t>
+          <w:t xml:space="preserve">4　判断をいただきたいこと</w:t>
         </w:r>
         <w:r>
           <w:rPr>
@@ -664,7 +662,7 @@
             <w:b/>
             <w:sz w:val="22"/>
           </w:rPr>
-          <w:t xml:space="preserve">6　当方素案以外の出所で対応が要るもの</w:t>
+          <w:t xml:space="preserve">5　他素案へ入れないもの</w:t>
         </w:r>
         <w:r>
           <w:rPr>
@@ -726,7 +724,7 @@
             <w:b/>
             <w:sz w:val="22"/>
           </w:rPr>
-          <w:t xml:space="preserve">7　あわせてお伝えすること</w:t>
+          <w:t xml:space="preserve">6　当方素案以外の出所で対応が要るもの</w:t>
         </w:r>
         <w:r>
           <w:rPr>
@@ -788,6 +786,68 @@
             <w:b/>
             <w:sz w:val="22"/>
           </w:rPr>
+          <w:t xml:space="preserve">7　あわせてお伝えすること</w:t>
+        </w:r>
+        <w:r>
+          <w:rPr>
+            <w:rFonts w:ascii="游ゴシック" w:hAnsi="游ゴシック" w:eastAsia="游ゴシック"/>
+            <w:sz w:val="20"/>
+          </w:rPr>
+          <w:tab/>
+        </w:r>
+        <w:r>
+          <w:rPr>
+            <w:rFonts w:ascii="游ゴシック" w:hAnsi="游ゴシック" w:eastAsia="游ゴシック"/>
+            <w:sz w:val="20"/>
+          </w:rPr>
+          <w:fldChar w:fldCharType="begin"/>
+        </w:r>
+        <w:r>
+          <w:rPr>
+            <w:rFonts w:ascii="游ゴシック" w:hAnsi="游ゴシック" w:eastAsia="游ゴシック"/>
+            <w:sz w:val="20"/>
+          </w:rPr>
+          <w:instrText xml:space="preserve"> PAGEREF _Toc_012 \h </w:instrText>
+        </w:r>
+        <w:r>
+          <w:rPr>
+            <w:rFonts w:ascii="游ゴシック" w:hAnsi="游ゴシック" w:eastAsia="游ゴシック"/>
+            <w:sz w:val="20"/>
+          </w:rPr>
+          <w:fldChar w:fldCharType="separate"/>
+        </w:r>
+        <w:r>
+          <w:rPr>
+            <w:rFonts w:ascii="游ゴシック" w:hAnsi="游ゴシック" w:eastAsia="游ゴシック"/>
+            <w:b/>
+            <w:sz w:val="20"/>
+          </w:rPr>
+          <w:t xml:space="preserve">－</w:t>
+        </w:r>
+        <w:r>
+          <w:rPr>
+            <w:rFonts w:ascii="游ゴシック" w:hAnsi="游ゴシック" w:eastAsia="游ゴシック"/>
+            <w:sz w:val="20"/>
+          </w:rPr>
+          <w:fldChar w:fldCharType="end"/>
+        </w:r>
+      </w:hyperlink>
+    </w:p>
+    <w:p>
+      <w:pPr>
+        <w:tabs>
+          <w:tab w:pos="9751" w:val="right" w:leader="dot"/>
+        </w:tabs>
+        <w:spacing w:before="20" w:after="20" w:line="252" w:lineRule="auto"/>
+        <w:ind w:left="0"/>
+      </w:pPr>
+      <w:hyperlink w:anchor="_Toc_013">
+        <w:r>
+          <w:rPr>
+            <w:rFonts w:ascii="游ゴシック" w:hAnsi="游ゴシック" w:eastAsia="游ゴシック"/>
+            <w:b/>
+            <w:sz w:val="22"/>
+          </w:rPr>
           <w:t xml:space="preserve">8　反映の手順（案）</w:t>
         </w:r>
         <w:r>
@@ -809,7 +869,7 @@
             <w:rFonts w:ascii="游ゴシック" w:hAnsi="游ゴシック" w:eastAsia="游ゴシック"/>
             <w:sz w:val="20"/>
           </w:rPr>
-          <w:instrText xml:space="preserve"> PAGEREF _Toc_012 \h </w:instrText>
+          <w:instrText xml:space="preserve"> PAGEREF _Toc_013 \h </w:instrText>
         </w:r>
         <w:r>
           <w:rPr>
@@ -1121,7 +1181,7 @@
                 <w:i w:val="0"/>
                 <w:sz w:val="17"/>
               </w:rPr>
-              <w:t>8件</w:t>
+              <w:t>12件</w:t>
             </w:r>
           </w:p>
         </w:tc>
@@ -1183,7 +1243,7 @@
                 <w:i w:val="0"/>
                 <w:sz w:val="17"/>
               </w:rPr>
-              <w:t>2件</w:t>
+              <w:t>3件</w:t>
             </w:r>
           </w:p>
         </w:tc>
@@ -1245,7 +1305,7 @@
                 <w:i w:val="0"/>
                 <w:sz w:val="17"/>
               </w:rPr>
-              <w:t>9件</w:t>
+              <w:t>14件</w:t>
             </w:r>
           </w:p>
         </w:tc>
@@ -1372,7 +1432,7 @@
                 <w:i w:val="0"/>
                 <w:sz w:val="17"/>
               </w:rPr>
-              <w:t>21件</w:t>
+              <w:t>31件</w:t>
             </w:r>
           </w:p>
         </w:tc>
@@ -1394,7 +1454,7 @@
           <w:i w:val="0"/>
           <w:sz w:val="21"/>
         </w:rPr>
-        <w:t>優先「高」は5件です。</w:t>
+        <w:t>優先「高」は9件です。</w:t>
       </w:r>
       <w:r>
         <w:rPr>
@@ -1403,7 +1463,7 @@
           <w:i w:val="0"/>
           <w:sz w:val="21"/>
         </w:rPr>
-        <w:t xml:space="preserve"> いずれもレビューMD（令和8年10月20日）の指摘1-3・1-5の解消に直結するか、本計画の初日に施行される法定の事項です。</w:t>
+        <w:t xml:space="preserve"> レビューMD（令和8年10月20日）の指摘1-3・1-5の解消に直結するもの、本計画の初日に施行される法定の事項、告示が「ものとする」とする見込量の定め方と成果目標の置き方の誤りです。</w:t>
       </w:r>
     </w:p>
     <w:p>
@@ -3450,7 +3510,7 @@
                 <w:i w:val="0"/>
                 <w:sz w:val="17"/>
               </w:rPr>
-              <w:t>他素案は題名の改正を正しく書き、法律にない語（「医療的ケア者」）も使っていない。成人期への接続の根拠条項だけを補う（当方：第2部第6章3）</w:t>
+              <w:t>他素案は題名の改正を正しく書いている。なお法律の語は「医療的ケア児等」、基本指針の改正案は「医療的ケア者」も定義して用いる。成人期への接続の根拠条項だけを補う（当方：第2部第6章3）</w:t>
             </w:r>
           </w:p>
         </w:tc>
@@ -5946,11 +6006,1846 @@
     </w:p>
     <w:p>
       <w:pPr>
+        <w:pStyle w:val="Heading2"/>
+        <w:keepNext/>
+        <w:spacing w:before="180" w:after="100"/>
+      </w:pPr>
+      <w:bookmarkStart w:id="107" w:name="_Toc_007"/>
+      <w:r>
+        <w:rPr>
+          <w:rFonts w:ascii="游ゴシック" w:hAnsi="游ゴシック" w:eastAsia="游ゴシック"/>
+          <w:b/>
+          <w:i w:val="0"/>
+          <w:color w:val="2E74B5"/>
+          <w:sz w:val="25"/>
+        </w:rPr>
+        <w:t>2-5　論点漏れの点検から</w:t>
+      </w:r>
+      <w:bookmarkEnd w:id="107"/>
+    </w:p>
+    <w:p>
+      <w:pPr>
+        <w:spacing w:before="60" w:after="60"/>
+      </w:pPr>
+      <w:r>
+        <w:rPr>
+          <w:rFonts w:ascii="游ゴシック" w:hAnsi="游ゴシック" w:eastAsia="游ゴシック"/>
+          <w:b w:val="0"/>
+          <w:i w:val="0"/>
+          <w:sz w:val="21"/>
+        </w:rPr>
+        <w:t>『論点漏れの点検』（同日）で、他素案にも当方素案にも無いと分かったものです。他団体の案件で積み上げた点検の観点を借り、国・県の公表資料で根拠を確かめています。</w:t>
+      </w:r>
+    </w:p>
+    <w:p>
+      <w:pPr>
+        <w:keepNext/>
+        <w:spacing w:before="200" w:after="40"/>
+      </w:pPr>
+      <w:r>
+        <w:rPr>
+          <w:rFonts w:ascii="游ゴシック" w:hAnsi="游ゴシック" w:eastAsia="游ゴシック"/>
+          <w:b/>
+          <w:i w:val="0"/>
+          <w:color w:val="1F4D78"/>
+          <w:sz w:val="22"/>
+        </w:rPr>
+        <w:t>【表6】対応表（論点漏れの点検から）</w:t>
+      </w:r>
+    </w:p>
+    <w:tbl>
+      <w:tblPr>
+        <w:tblW w:type="auto" w:w="0"/>
+        <w:jc w:val="center"/>
+        <w:tblLayout w:type="fixed"/>
+        <w:tblLook w:firstColumn="1" w:firstRow="1" w:lastColumn="0" w:lastRow="0" w:noHBand="0" w:noVBand="1" w:val="04A0"/>
+        <w:tblBorders>
+          <w:top w:val="single" w:sz="6" w:space="0" w:color="2E75B6"/>
+          <w:left w:val="single" w:sz="4" w:space="0" w:color="BFBFBF"/>
+          <w:bottom w:val="single" w:sz="6" w:space="0" w:color="2E75B6"/>
+          <w:right w:val="single" w:sz="4" w:space="0" w:color="BFBFBF"/>
+          <w:insideH w:val="single" w:sz="4" w:space="0" w:color="BFBFBF"/>
+          <w:insideV w:val="single" w:sz="4" w:space="0" w:color="BFBFBF"/>
+        </w:tblBorders>
+        <w:tblCellMar>
+          <w:left w:w="10" w:type="dxa"/>
+          <w:right w:w="10" w:type="dxa"/>
+        </w:tblCellMar>
+      </w:tblPr>
+      <w:tblGrid>
+        <w:gridCol w:w="454"/>
+        <w:gridCol w:w="1587"/>
+        <w:gridCol w:w="2835"/>
+        <w:gridCol w:w="624"/>
+        <w:gridCol w:w="3118"/>
+        <w:gridCol w:w="567"/>
+        <w:gridCol w:w="567"/>
+      </w:tblGrid>
+      <w:tr>
+        <w:tc>
+          <w:tcPr>
+            <w:tcW w:type="dxa" w:w="454"/>
+            <w:shd w:val="clear" w:fill="1F3864"/>
+            <w:vAlign w:val="center"/>
+          </w:tcPr>
+          <w:p>
+            <w:pPr>
+              <w:spacing w:before="20" w:after="20"/>
+              <w:jc w:val="center"/>
+            </w:pPr>
+            <w:r>
+              <w:rPr>
+                <w:rFonts w:ascii="游ゴシック" w:hAnsi="游ゴシック" w:eastAsia="游ゴシック"/>
+                <w:b/>
+                <w:i w:val="0"/>
+                <w:color w:val="FFFFFF"/>
+                <w:sz w:val="17"/>
+              </w:rPr>
+              <w:t>№</w:t>
+            </w:r>
+          </w:p>
+        </w:tc>
+        <w:tc>
+          <w:tcPr>
+            <w:tcW w:type="dxa" w:w="1587"/>
+            <w:shd w:val="clear" w:fill="1F3864"/>
+            <w:vAlign w:val="center"/>
+          </w:tcPr>
+          <w:p>
+            <w:pPr>
+              <w:spacing w:before="20" w:after="20"/>
+              <w:jc w:val="center"/>
+            </w:pPr>
+            <w:r>
+              <w:rPr>
+                <w:rFonts w:ascii="游ゴシック" w:hAnsi="游ゴシック" w:eastAsia="游ゴシック"/>
+                <w:b/>
+                <w:i w:val="0"/>
+                <w:color w:val="FFFFFF"/>
+                <w:sz w:val="17"/>
+              </w:rPr>
+              <w:t>他素案の箇所</w:t>
+            </w:r>
+          </w:p>
+        </w:tc>
+        <w:tc>
+          <w:tcPr>
+            <w:tcW w:type="dxa" w:w="2835"/>
+            <w:shd w:val="clear" w:fill="1F3864"/>
+            <w:vAlign w:val="center"/>
+          </w:tcPr>
+          <w:p>
+            <w:pPr>
+              <w:spacing w:before="20" w:after="20"/>
+              <w:jc w:val="center"/>
+            </w:pPr>
+            <w:r>
+              <w:rPr>
+                <w:rFonts w:ascii="游ゴシック" w:hAnsi="游ゴシック" w:eastAsia="游ゴシック"/>
+                <w:b/>
+                <w:i w:val="0"/>
+                <w:color w:val="FFFFFF"/>
+                <w:sz w:val="17"/>
+              </w:rPr>
+              <w:t>足す内容</w:t>
+            </w:r>
+          </w:p>
+        </w:tc>
+        <w:tc>
+          <w:tcPr>
+            <w:tcW w:type="dxa" w:w="624"/>
+            <w:shd w:val="clear" w:fill="1F3864"/>
+            <w:vAlign w:val="center"/>
+          </w:tcPr>
+          <w:p>
+            <w:pPr>
+              <w:spacing w:before="20" w:after="20"/>
+              <w:jc w:val="center"/>
+            </w:pPr>
+            <w:r>
+              <w:rPr>
+                <w:rFonts w:ascii="游ゴシック" w:hAnsi="游ゴシック" w:eastAsia="游ゴシック"/>
+                <w:b/>
+                <w:i w:val="0"/>
+                <w:color w:val="FFFFFF"/>
+                <w:sz w:val="17"/>
+              </w:rPr>
+              <w:t>扱い</w:t>
+            </w:r>
+          </w:p>
+        </w:tc>
+        <w:tc>
+          <w:tcPr>
+            <w:tcW w:type="dxa" w:w="3118"/>
+            <w:shd w:val="clear" w:fill="1F3864"/>
+            <w:vAlign w:val="center"/>
+          </w:tcPr>
+          <w:p>
+            <w:pPr>
+              <w:spacing w:before="20" w:after="20"/>
+              <w:jc w:val="center"/>
+            </w:pPr>
+            <w:r>
+              <w:rPr>
+                <w:rFonts w:ascii="游ゴシック" w:hAnsi="游ゴシック" w:eastAsia="游ゴシック"/>
+                <w:b/>
+                <w:i w:val="0"/>
+                <w:color w:val="FFFFFF"/>
+                <w:sz w:val="17"/>
+              </w:rPr>
+              <w:t>理由・根拠</w:t>
+            </w:r>
+          </w:p>
+        </w:tc>
+        <w:tc>
+          <w:tcPr>
+            <w:tcW w:type="dxa" w:w="567"/>
+            <w:shd w:val="clear" w:fill="1F3864"/>
+            <w:vAlign w:val="center"/>
+          </w:tcPr>
+          <w:p>
+            <w:pPr>
+              <w:spacing w:before="20" w:after="20"/>
+              <w:jc w:val="center"/>
+            </w:pPr>
+            <w:r>
+              <w:rPr>
+                <w:rFonts w:ascii="游ゴシック" w:hAnsi="游ゴシック" w:eastAsia="游ゴシック"/>
+                <w:b/>
+                <w:i w:val="0"/>
+                <w:color w:val="FFFFFF"/>
+                <w:sz w:val="17"/>
+              </w:rPr>
+              <w:t>レビュー</w:t>
+            </w:r>
+          </w:p>
+        </w:tc>
+        <w:tc>
+          <w:tcPr>
+            <w:tcW w:type="dxa" w:w="567"/>
+            <w:shd w:val="clear" w:fill="1F3864"/>
+            <w:vAlign w:val="center"/>
+          </w:tcPr>
+          <w:p>
+            <w:pPr>
+              <w:spacing w:before="20" w:after="20"/>
+              <w:jc w:val="center"/>
+            </w:pPr>
+            <w:r>
+              <w:rPr>
+                <w:rFonts w:ascii="游ゴシック" w:hAnsi="游ゴシック" w:eastAsia="游ゴシック"/>
+                <w:b/>
+                <w:i w:val="0"/>
+                <w:color w:val="FFFFFF"/>
+                <w:sz w:val="17"/>
+              </w:rPr>
+              <w:t>優先</w:t>
+            </w:r>
+          </w:p>
+        </w:tc>
+      </w:tr>
+      <w:tr>
+        <w:tc>
+          <w:tcPr>
+            <w:tcW w:type="dxa" w:w="454"/>
+            <w:vAlign w:val="center"/>
+          </w:tcPr>
+          <w:p>
+            <w:pPr>
+              <w:spacing w:before="20" w:after="20"/>
+            </w:pPr>
+            <w:r>
+              <w:rPr>
+                <w:rFonts w:ascii="游ゴシック" w:hAnsi="游ゴシック" w:eastAsia="游ゴシック"/>
+                <w:b w:val="0"/>
+                <w:i w:val="0"/>
+                <w:sz w:val="17"/>
+              </w:rPr>
+              <w:t>22</w:t>
+            </w:r>
+          </w:p>
+        </w:tc>
+        <w:tc>
+          <w:tcPr>
+            <w:tcW w:type="dxa" w:w="1587"/>
+            <w:vAlign w:val="center"/>
+          </w:tcPr>
+          <w:p>
+            <w:pPr>
+              <w:spacing w:before="20" w:after="20"/>
+            </w:pPr>
+            <w:r>
+              <w:rPr>
+                <w:rFonts w:ascii="游ゴシック" w:hAnsi="游ゴシック" w:eastAsia="游ゴシック"/>
+                <w:b w:val="0"/>
+                <w:i w:val="0"/>
+                <w:sz w:val="17"/>
+              </w:rPr>
+              <w:t>第3部第6章冒頭　見込量の定め方</w:t>
+            </w:r>
+          </w:p>
+        </w:tc>
+        <w:tc>
+          <w:tcPr>
+            <w:tcW w:type="dxa" w:w="2835"/>
+            <w:vAlign w:val="center"/>
+          </w:tcPr>
+          <w:p>
+            <w:pPr>
+              <w:spacing w:before="20" w:after="20"/>
+            </w:pPr>
+            <w:r>
+              <w:rPr>
+                <w:rFonts w:ascii="游ゴシック" w:hAnsi="游ゴシック" w:eastAsia="游ゴシック"/>
+                <w:b w:val="0"/>
+                <w:i w:val="0"/>
+                <w:sz w:val="17"/>
+              </w:rPr>
+              <w:t>生活介護・就労継続支援Ｂ型・施設入所支援の見込量は</w:t>
+            </w:r>
+            <w:r>
+              <w:rPr>
+                <w:rFonts w:ascii="游ゴシック" w:hAnsi="游ゴシック" w:eastAsia="游ゴシック"/>
+                <w:b/>
+                <w:i w:val="0"/>
+                <w:sz w:val="17"/>
+              </w:rPr>
+              <w:t>継続入所者の数を除いて設定</w:t>
+            </w:r>
+            <w:r>
+              <w:rPr>
+                <w:rFonts w:ascii="游ゴシック" w:hAnsi="游ゴシック" w:eastAsia="游ゴシック"/>
+                <w:b w:val="0"/>
+                <w:i w:val="0"/>
+                <w:sz w:val="17"/>
+              </w:rPr>
+              <w:t>したこと（本町の該当者数。0人なら「該当なし」）</w:t>
+            </w:r>
+          </w:p>
+        </w:tc>
+        <w:tc>
+          <w:tcPr>
+            <w:tcW w:type="dxa" w:w="624"/>
+            <w:vAlign w:val="center"/>
+          </w:tcPr>
+          <w:p>
+            <w:pPr>
+              <w:spacing w:before="20" w:after="20"/>
+            </w:pPr>
+            <w:r>
+              <w:rPr>
+                <w:rFonts w:ascii="游ゴシック" w:hAnsi="游ゴシック" w:eastAsia="游ゴシック"/>
+                <w:b/>
+                <w:i w:val="0"/>
+                <w:sz w:val="17"/>
+              </w:rPr>
+              <w:t>追加</w:t>
+            </w:r>
+          </w:p>
+        </w:tc>
+        <w:tc>
+          <w:tcPr>
+            <w:tcW w:type="dxa" w:w="3118"/>
+            <w:vAlign w:val="center"/>
+          </w:tcPr>
+          <w:p>
+            <w:pPr>
+              <w:spacing w:before="20" w:after="20"/>
+            </w:pPr>
+            <w:r>
+              <w:rPr>
+                <w:rFonts w:ascii="游ゴシック" w:hAnsi="游ゴシック" w:eastAsia="游ゴシック"/>
+                <w:b w:val="0"/>
+                <w:i w:val="0"/>
+                <w:sz w:val="17"/>
+              </w:rPr>
+              <w:t>告示 第三の二の2（一）が「ものとする」とする定め方。継続入所者＝旧指定知的障害児施設等から引き続き入所している18歳以上の方（論点漏れの点検 R1）（当方：―（当方素案にも無い））</w:t>
+            </w:r>
+          </w:p>
+        </w:tc>
+        <w:tc>
+          <w:tcPr>
+            <w:tcW w:type="dxa" w:w="567"/>
+            <w:vAlign w:val="center"/>
+          </w:tcPr>
+          <w:p>
+            <w:pPr>
+              <w:spacing w:before="20" w:after="20"/>
+            </w:pPr>
+            <w:r>
+              <w:rPr>
+                <w:rFonts w:ascii="游ゴシック" w:hAnsi="游ゴシック" w:eastAsia="游ゴシック"/>
+                <w:b w:val="0"/>
+                <w:i w:val="0"/>
+                <w:sz w:val="17"/>
+              </w:rPr>
+              <w:t>―</w:t>
+            </w:r>
+          </w:p>
+        </w:tc>
+        <w:tc>
+          <w:tcPr>
+            <w:tcW w:type="dxa" w:w="567"/>
+            <w:vAlign w:val="center"/>
+          </w:tcPr>
+          <w:p>
+            <w:pPr>
+              <w:spacing w:before="20" w:after="20"/>
+            </w:pPr>
+            <w:r>
+              <w:rPr>
+                <w:rFonts w:ascii="游ゴシック" w:hAnsi="游ゴシック" w:eastAsia="游ゴシック"/>
+                <w:b w:val="0"/>
+                <w:i w:val="0"/>
+                <w:sz w:val="17"/>
+              </w:rPr>
+              <w:t>高</w:t>
+            </w:r>
+          </w:p>
+        </w:tc>
+      </w:tr>
+      <w:tr>
+        <w:tc>
+          <w:tcPr>
+            <w:tcW w:type="dxa" w:w="454"/>
+            <w:vAlign w:val="center"/>
+          </w:tcPr>
+          <w:p>
+            <w:pPr>
+              <w:spacing w:before="20" w:after="20"/>
+            </w:pPr>
+            <w:r>
+              <w:rPr>
+                <w:rFonts w:ascii="游ゴシック" w:hAnsi="游ゴシック" w:eastAsia="游ゴシック"/>
+                <w:b w:val="0"/>
+                <w:i w:val="0"/>
+                <w:sz w:val="17"/>
+              </w:rPr>
+              <w:t>23</w:t>
+            </w:r>
+          </w:p>
+        </w:tc>
+        <w:tc>
+          <w:tcPr>
+            <w:tcW w:type="dxa" w:w="1587"/>
+            <w:vAlign w:val="center"/>
+          </w:tcPr>
+          <w:p>
+            <w:pPr>
+              <w:spacing w:before="20" w:after="20"/>
+            </w:pPr>
+            <w:r>
+              <w:rPr>
+                <w:rFonts w:ascii="游ゴシック" w:hAnsi="游ゴシック" w:eastAsia="游ゴシック"/>
+                <w:b w:val="0"/>
+                <w:i w:val="0"/>
+                <w:sz w:val="17"/>
+              </w:rPr>
+              <w:t>第3部第7章1　障がい児通所支援</w:t>
+            </w:r>
+          </w:p>
+        </w:tc>
+        <w:tc>
+          <w:tcPr>
+            <w:tcW w:type="dxa" w:w="2835"/>
+            <w:vAlign w:val="center"/>
+          </w:tcPr>
+          <w:p>
+            <w:pPr>
+              <w:spacing w:before="20" w:after="20"/>
+            </w:pPr>
+            <w:r>
+              <w:rPr>
+                <w:rFonts w:ascii="游ゴシック" w:hAnsi="游ゴシック" w:eastAsia="游ゴシック"/>
+                <w:b w:val="0"/>
+                <w:i w:val="0"/>
+                <w:sz w:val="17"/>
+              </w:rPr>
+              <w:t>見込量は</w:t>
+            </w:r>
+            <w:r>
+              <w:rPr>
+                <w:rFonts w:ascii="游ゴシック" w:hAnsi="游ゴシック" w:eastAsia="游ゴシック"/>
+                <w:b/>
+                <w:i w:val="0"/>
+                <w:sz w:val="17"/>
+              </w:rPr>
+              <w:t>保育所等における障がい児の受入れ体制の整備状況を踏まえて</w:t>
+            </w:r>
+            <w:r>
+              <w:rPr>
+                <w:rFonts w:ascii="游ゴシック" w:hAnsi="游ゴシック" w:eastAsia="游ゴシック"/>
+                <w:b w:val="0"/>
+                <w:i w:val="0"/>
+                <w:sz w:val="17"/>
+              </w:rPr>
+              <w:t>設定したこと</w:t>
+            </w:r>
+          </w:p>
+        </w:tc>
+        <w:tc>
+          <w:tcPr>
+            <w:tcW w:type="dxa" w:w="624"/>
+            <w:vAlign w:val="center"/>
+          </w:tcPr>
+          <w:p>
+            <w:pPr>
+              <w:spacing w:before="20" w:after="20"/>
+            </w:pPr>
+            <w:r>
+              <w:rPr>
+                <w:rFonts w:ascii="游ゴシック" w:hAnsi="游ゴシック" w:eastAsia="游ゴシック"/>
+                <w:b/>
+                <w:i w:val="0"/>
+                <w:sz w:val="17"/>
+              </w:rPr>
+              <w:t>追加</w:t>
+            </w:r>
+          </w:p>
+        </w:tc>
+        <w:tc>
+          <w:tcPr>
+            <w:tcW w:type="dxa" w:w="3118"/>
+            <w:vAlign w:val="center"/>
+          </w:tcPr>
+          <w:p>
+            <w:pPr>
+              <w:spacing w:before="20" w:after="20"/>
+            </w:pPr>
+            <w:r>
+              <w:rPr>
+                <w:rFonts w:ascii="游ゴシック" w:hAnsi="游ゴシック" w:eastAsia="游ゴシック"/>
+                <w:b w:val="0"/>
+                <w:i w:val="0"/>
+                <w:sz w:val="17"/>
+              </w:rPr>
+              <w:t>告示 第三の二の2（一）が「ものとする」とする定め方。町の保育部局に受入れの状況を確かめる（論点漏れの点検 R2）（当方：―（当方素案にも無い））</w:t>
+            </w:r>
+          </w:p>
+        </w:tc>
+        <w:tc>
+          <w:tcPr>
+            <w:tcW w:type="dxa" w:w="567"/>
+            <w:vAlign w:val="center"/>
+          </w:tcPr>
+          <w:p>
+            <w:pPr>
+              <w:spacing w:before="20" w:after="20"/>
+            </w:pPr>
+            <w:r>
+              <w:rPr>
+                <w:rFonts w:ascii="游ゴシック" w:hAnsi="游ゴシック" w:eastAsia="游ゴシック"/>
+                <w:b w:val="0"/>
+                <w:i w:val="0"/>
+                <w:sz w:val="17"/>
+              </w:rPr>
+              <w:t>―</w:t>
+            </w:r>
+          </w:p>
+        </w:tc>
+        <w:tc>
+          <w:tcPr>
+            <w:tcW w:type="dxa" w:w="567"/>
+            <w:vAlign w:val="center"/>
+          </w:tcPr>
+          <w:p>
+            <w:pPr>
+              <w:spacing w:before="20" w:after="20"/>
+            </w:pPr>
+            <w:r>
+              <w:rPr>
+                <w:rFonts w:ascii="游ゴシック" w:hAnsi="游ゴシック" w:eastAsia="游ゴシック"/>
+                <w:b w:val="0"/>
+                <w:i w:val="0"/>
+                <w:sz w:val="17"/>
+              </w:rPr>
+              <w:t>高</w:t>
+            </w:r>
+          </w:p>
+        </w:tc>
+      </w:tr>
+      <w:tr>
+        <w:tc>
+          <w:tcPr>
+            <w:tcW w:type="dxa" w:w="454"/>
+            <w:vAlign w:val="center"/>
+          </w:tcPr>
+          <w:p>
+            <w:pPr>
+              <w:spacing w:before="20" w:after="20"/>
+            </w:pPr>
+            <w:r>
+              <w:rPr>
+                <w:rFonts w:ascii="游ゴシック" w:hAnsi="游ゴシック" w:eastAsia="游ゴシック"/>
+                <w:b w:val="0"/>
+                <w:i w:val="0"/>
+                <w:sz w:val="17"/>
+              </w:rPr>
+              <w:t>24</w:t>
+            </w:r>
+          </w:p>
+        </w:tc>
+        <w:tc>
+          <w:tcPr>
+            <w:tcW w:type="dxa" w:w="1587"/>
+            <w:vAlign w:val="center"/>
+          </w:tcPr>
+          <w:p>
+            <w:pPr>
+              <w:spacing w:before="20" w:after="20"/>
+            </w:pPr>
+            <w:r>
+              <w:rPr>
+                <w:rFonts w:ascii="游ゴシック" w:hAnsi="游ゴシック" w:eastAsia="游ゴシック"/>
+                <w:b w:val="0"/>
+                <w:i w:val="0"/>
+                <w:sz w:val="17"/>
+              </w:rPr>
+              <w:t>第3部第6章冒頭　見込量の定め方（別表第五）</w:t>
+            </w:r>
+          </w:p>
+        </w:tc>
+        <w:tc>
+          <w:tcPr>
+            <w:tcW w:type="dxa" w:w="2835"/>
+            <w:vAlign w:val="center"/>
+          </w:tcPr>
+          <w:p>
+            <w:pPr>
+              <w:spacing w:before="20" w:after="20"/>
+            </w:pPr>
+            <w:r>
+              <w:rPr>
+                <w:rFonts w:ascii="游ゴシック" w:hAnsi="游ゴシック" w:eastAsia="游ゴシック"/>
+                <w:b/>
+                <w:i w:val="0"/>
+                <w:sz w:val="17"/>
+              </w:rPr>
+              <w:t>別表第五（地域差の是正）の適用判定</w:t>
+            </w:r>
+            <w:r>
+              <w:rPr>
+                <w:rFonts w:ascii="游ゴシック" w:hAnsi="游ゴシック" w:eastAsia="游ゴシック"/>
+                <w:b w:val="0"/>
+                <w:i w:val="0"/>
+                <w:sz w:val="17"/>
+              </w:rPr>
+              <w:t>。本町が全部過疎か一部過疎か、6サービスの利用者割合が上位25％に入るか</w:t>
+            </w:r>
+          </w:p>
+        </w:tc>
+        <w:tc>
+          <w:tcPr>
+            <w:tcW w:type="dxa" w:w="624"/>
+            <w:vAlign w:val="center"/>
+          </w:tcPr>
+          <w:p>
+            <w:pPr>
+              <w:spacing w:before="20" w:after="20"/>
+            </w:pPr>
+            <w:r>
+              <w:rPr>
+                <w:rFonts w:ascii="游ゴシック" w:hAnsi="游ゴシック" w:eastAsia="游ゴシック"/>
+                <w:b/>
+                <w:i w:val="0"/>
+                <w:sz w:val="17"/>
+              </w:rPr>
+              <w:t>追加</w:t>
+            </w:r>
+          </w:p>
+        </w:tc>
+        <w:tc>
+          <w:tcPr>
+            <w:tcW w:type="dxa" w:w="3118"/>
+            <w:vAlign w:val="center"/>
+          </w:tcPr>
+          <w:p>
+            <w:pPr>
+              <w:spacing w:before="20" w:after="20"/>
+            </w:pPr>
+            <w:r>
+              <w:rPr>
+                <w:rFonts w:ascii="游ゴシック" w:hAnsi="游ゴシック" w:eastAsia="游ゴシック"/>
+                <w:b w:val="0"/>
+                <w:i w:val="0"/>
+                <w:sz w:val="17"/>
+              </w:rPr>
+              <w:t>全部過疎なら対象外。対象なら6サービスの算定方法が定まる。該当・非該当のいずれでも判定を1行書く。過疎区分の確認が先（論点漏れの点検 R3）（当方：内部検討（判定未了））</w:t>
+            </w:r>
+          </w:p>
+        </w:tc>
+        <w:tc>
+          <w:tcPr>
+            <w:tcW w:type="dxa" w:w="567"/>
+            <w:vAlign w:val="center"/>
+          </w:tcPr>
+          <w:p>
+            <w:pPr>
+              <w:spacing w:before="20" w:after="20"/>
+            </w:pPr>
+            <w:r>
+              <w:rPr>
+                <w:rFonts w:ascii="游ゴシック" w:hAnsi="游ゴシック" w:eastAsia="游ゴシック"/>
+                <w:b w:val="0"/>
+                <w:i w:val="0"/>
+                <w:sz w:val="17"/>
+              </w:rPr>
+              <w:t>―</w:t>
+            </w:r>
+          </w:p>
+        </w:tc>
+        <w:tc>
+          <w:tcPr>
+            <w:tcW w:type="dxa" w:w="567"/>
+            <w:vAlign w:val="center"/>
+          </w:tcPr>
+          <w:p>
+            <w:pPr>
+              <w:spacing w:before="20" w:after="20"/>
+            </w:pPr>
+            <w:r>
+              <w:rPr>
+                <w:rFonts w:ascii="游ゴシック" w:hAnsi="游ゴシック" w:eastAsia="游ゴシック"/>
+                <w:b w:val="0"/>
+                <w:i w:val="0"/>
+                <w:sz w:val="17"/>
+              </w:rPr>
+              <w:t>高</w:t>
+            </w:r>
+          </w:p>
+        </w:tc>
+      </w:tr>
+      <w:tr>
+        <w:tc>
+          <w:tcPr>
+            <w:tcW w:type="dxa" w:w="454"/>
+            <w:vAlign w:val="center"/>
+          </w:tcPr>
+          <w:p>
+            <w:pPr>
+              <w:spacing w:before="20" w:after="20"/>
+            </w:pPr>
+            <w:r>
+              <w:rPr>
+                <w:rFonts w:ascii="游ゴシック" w:hAnsi="游ゴシック" w:eastAsia="游ゴシック"/>
+                <w:b w:val="0"/>
+                <w:i w:val="0"/>
+                <w:sz w:val="17"/>
+              </w:rPr>
+              <w:t>25</w:t>
+            </w:r>
+          </w:p>
+        </w:tc>
+        <w:tc>
+          <w:tcPr>
+            <w:tcW w:type="dxa" w:w="1587"/>
+            <w:vAlign w:val="center"/>
+          </w:tcPr>
+          <w:p>
+            <w:pPr>
+              <w:spacing w:before="20" w:after="20"/>
+            </w:pPr>
+            <w:r>
+              <w:rPr>
+                <w:rFonts w:ascii="游ゴシック" w:hAnsi="游ゴシック" w:eastAsia="游ゴシック"/>
+                <w:b w:val="0"/>
+                <w:i w:val="0"/>
+                <w:sz w:val="17"/>
+              </w:rPr>
+              <w:t>第3部第5章8　質を向上させるための取組に係る体制の構築</w:t>
+            </w:r>
+          </w:p>
+        </w:tc>
+        <w:tc>
+          <w:tcPr>
+            <w:tcW w:type="dxa" w:w="2835"/>
+            <w:vAlign w:val="center"/>
+          </w:tcPr>
+          <w:p>
+            <w:pPr>
+              <w:spacing w:before="20" w:after="20"/>
+            </w:pPr>
+            <w:r>
+              <w:rPr>
+                <w:rFonts w:ascii="游ゴシック" w:hAnsi="游ゴシック" w:eastAsia="游ゴシック"/>
+                <w:b w:val="0"/>
+                <w:i w:val="0"/>
+                <w:sz w:val="17"/>
+              </w:rPr>
+              <w:t>情報公表制度の</w:t>
+            </w:r>
+            <w:r>
+              <w:rPr>
+                <w:rFonts w:ascii="游ゴシック" w:hAnsi="游ゴシック" w:eastAsia="游ゴシック"/>
+                <w:b/>
+                <w:i w:val="0"/>
+                <w:sz w:val="17"/>
+              </w:rPr>
+              <w:t>公表率・更新率100％を町の【目標値】から外し</w:t>
+            </w:r>
+            <w:r>
+              <w:rPr>
+                <w:rFonts w:ascii="游ゴシック" w:hAnsi="游ゴシック" w:eastAsia="游ゴシック"/>
+                <w:b w:val="0"/>
+                <w:i w:val="0"/>
+                <w:sz w:val="17"/>
+              </w:rPr>
+              <w:t>、県の目標として参考に掲げる。町は事業所への周知・働きかけを活動として書く</w:t>
+            </w:r>
+          </w:p>
+        </w:tc>
+        <w:tc>
+          <w:tcPr>
+            <w:tcW w:type="dxa" w:w="624"/>
+            <w:vAlign w:val="center"/>
+          </w:tcPr>
+          <w:p>
+            <w:pPr>
+              <w:spacing w:before="20" w:after="20"/>
+            </w:pPr>
+            <w:r>
+              <w:rPr>
+                <w:rFonts w:ascii="游ゴシック" w:hAnsi="游ゴシック" w:eastAsia="游ゴシック"/>
+                <w:b/>
+                <w:i w:val="0"/>
+                <w:sz w:val="17"/>
+              </w:rPr>
+              <w:t>置換</w:t>
+            </w:r>
+          </w:p>
+        </w:tc>
+        <w:tc>
+          <w:tcPr>
+            <w:tcW w:type="dxa" w:w="3118"/>
+            <w:vAlign w:val="center"/>
+          </w:tcPr>
+          <w:p>
+            <w:pPr>
+              <w:spacing w:before="20" w:after="20"/>
+            </w:pPr>
+            <w:r>
+              <w:rPr>
+                <w:rFonts w:ascii="游ゴシック" w:hAnsi="游ゴシック" w:eastAsia="游ゴシック"/>
+                <w:b w:val="0"/>
+                <w:i w:val="0"/>
+                <w:sz w:val="17"/>
+              </w:rPr>
+              <w:t>告示 第二の八は「各都道府県、政令市又は中核市における管内事業所の」目標とする。町は指定権者でない（論点漏れの点検 R4）（当方：第3部第1章（成果目標））</w:t>
+            </w:r>
+          </w:p>
+        </w:tc>
+        <w:tc>
+          <w:tcPr>
+            <w:tcW w:type="dxa" w:w="567"/>
+            <w:vAlign w:val="center"/>
+          </w:tcPr>
+          <w:p>
+            <w:pPr>
+              <w:spacing w:before="20" w:after="20"/>
+            </w:pPr>
+            <w:r>
+              <w:rPr>
+                <w:rFonts w:ascii="游ゴシック" w:hAnsi="游ゴシック" w:eastAsia="游ゴシック"/>
+                <w:b w:val="0"/>
+                <w:i w:val="0"/>
+                <w:sz w:val="17"/>
+              </w:rPr>
+              <w:t>―</w:t>
+            </w:r>
+          </w:p>
+        </w:tc>
+        <w:tc>
+          <w:tcPr>
+            <w:tcW w:type="dxa" w:w="567"/>
+            <w:vAlign w:val="center"/>
+          </w:tcPr>
+          <w:p>
+            <w:pPr>
+              <w:spacing w:before="20" w:after="20"/>
+            </w:pPr>
+            <w:r>
+              <w:rPr>
+                <w:rFonts w:ascii="游ゴシック" w:hAnsi="游ゴシック" w:eastAsia="游ゴシック"/>
+                <w:b w:val="0"/>
+                <w:i w:val="0"/>
+                <w:sz w:val="17"/>
+              </w:rPr>
+              <w:t>高</w:t>
+            </w:r>
+          </w:p>
+        </w:tc>
+      </w:tr>
+      <w:tr>
+        <w:tc>
+          <w:tcPr>
+            <w:tcW w:type="dxa" w:w="454"/>
+            <w:vAlign w:val="center"/>
+          </w:tcPr>
+          <w:p>
+            <w:pPr>
+              <w:spacing w:before="20" w:after="20"/>
+            </w:pPr>
+            <w:r>
+              <w:rPr>
+                <w:rFonts w:ascii="游ゴシック" w:hAnsi="游ゴシック" w:eastAsia="游ゴシック"/>
+                <w:b w:val="0"/>
+                <w:i w:val="0"/>
+                <w:sz w:val="17"/>
+              </w:rPr>
+              <w:t>26</w:t>
+            </w:r>
+          </w:p>
+        </w:tc>
+        <w:tc>
+          <w:tcPr>
+            <w:tcW w:type="dxa" w:w="1587"/>
+            <w:vAlign w:val="center"/>
+          </w:tcPr>
+          <w:p>
+            <w:pPr>
+              <w:spacing w:before="20" w:after="20"/>
+            </w:pPr>
+            <w:r>
+              <w:rPr>
+                <w:rFonts w:ascii="游ゴシック" w:hAnsi="游ゴシック" w:eastAsia="游ゴシック"/>
+                <w:b w:val="0"/>
+                <w:i w:val="0"/>
+                <w:sz w:val="17"/>
+              </w:rPr>
+              <w:t>第2部第7章1　意思決定支援及び相談支援体制の充実</w:t>
+            </w:r>
+          </w:p>
+        </w:tc>
+        <w:tc>
+          <w:tcPr>
+            <w:tcW w:type="dxa" w:w="2835"/>
+            <w:vAlign w:val="center"/>
+          </w:tcPr>
+          <w:p>
+            <w:pPr>
+              <w:spacing w:before="20" w:after="20"/>
+            </w:pPr>
+            <w:r>
+              <w:rPr>
+                <w:rFonts w:ascii="游ゴシック" w:hAnsi="游ゴシック" w:eastAsia="游ゴシック"/>
+                <w:b/>
+                <w:i w:val="0"/>
+                <w:sz w:val="17"/>
+              </w:rPr>
+              <w:t>意思決定支援ガイドライン（第2版）</w:t>
+            </w:r>
+            <w:r>
+              <w:rPr>
+                <w:rFonts w:ascii="游ゴシック" w:hAnsi="游ゴシック" w:eastAsia="游ゴシック"/>
+                <w:b w:val="0"/>
+                <w:i w:val="0"/>
+                <w:sz w:val="17"/>
+              </w:rPr>
+              <w:t>の名指しと、相談支援専門員等が県の研修を受けること</w:t>
+            </w:r>
+          </w:p>
+        </w:tc>
+        <w:tc>
+          <w:tcPr>
+            <w:tcW w:type="dxa" w:w="624"/>
+            <w:vAlign w:val="center"/>
+          </w:tcPr>
+          <w:p>
+            <w:pPr>
+              <w:spacing w:before="20" w:after="20"/>
+            </w:pPr>
+            <w:r>
+              <w:rPr>
+                <w:rFonts w:ascii="游ゴシック" w:hAnsi="游ゴシック" w:eastAsia="游ゴシック"/>
+                <w:b/>
+                <w:i w:val="0"/>
+                <w:sz w:val="17"/>
+              </w:rPr>
+              <w:t>補記</w:t>
+            </w:r>
+          </w:p>
+        </w:tc>
+        <w:tc>
+          <w:tcPr>
+            <w:tcW w:type="dxa" w:w="3118"/>
+            <w:vAlign w:val="center"/>
+          </w:tcPr>
+          <w:p>
+            <w:pPr>
+              <w:spacing w:before="20" w:after="20"/>
+            </w:pPr>
+            <w:r>
+              <w:rPr>
+                <w:rFonts w:ascii="游ゴシック" w:hAnsi="游ゴシック" w:eastAsia="游ゴシック"/>
+                <w:b w:val="0"/>
+                <w:i w:val="0"/>
+                <w:sz w:val="17"/>
+              </w:rPr>
+              <w:t>告示が名指しするガイドライン。第2版は意思形成・意思表明・意思実現の3段階（論点漏れの点検 R5）（当方：第2部第2章（意思決定支援））</w:t>
+            </w:r>
+          </w:p>
+        </w:tc>
+        <w:tc>
+          <w:tcPr>
+            <w:tcW w:type="dxa" w:w="567"/>
+            <w:vAlign w:val="center"/>
+          </w:tcPr>
+          <w:p>
+            <w:pPr>
+              <w:spacing w:before="20" w:after="20"/>
+            </w:pPr>
+            <w:r>
+              <w:rPr>
+                <w:rFonts w:ascii="游ゴシック" w:hAnsi="游ゴシック" w:eastAsia="游ゴシック"/>
+                <w:b w:val="0"/>
+                <w:i w:val="0"/>
+                <w:sz w:val="17"/>
+              </w:rPr>
+              <w:t>―</w:t>
+            </w:r>
+          </w:p>
+        </w:tc>
+        <w:tc>
+          <w:tcPr>
+            <w:tcW w:type="dxa" w:w="567"/>
+            <w:vAlign w:val="center"/>
+          </w:tcPr>
+          <w:p>
+            <w:pPr>
+              <w:spacing w:before="20" w:after="20"/>
+            </w:pPr>
+            <w:r>
+              <w:rPr>
+                <w:rFonts w:ascii="游ゴシック" w:hAnsi="游ゴシック" w:eastAsia="游ゴシック"/>
+                <w:b w:val="0"/>
+                <w:i w:val="0"/>
+                <w:sz w:val="17"/>
+              </w:rPr>
+              <w:t>中</w:t>
+            </w:r>
+          </w:p>
+        </w:tc>
+      </w:tr>
+      <w:tr>
+        <w:tc>
+          <w:tcPr>
+            <w:tcW w:type="dxa" w:w="454"/>
+            <w:vAlign w:val="center"/>
+          </w:tcPr>
+          <w:p>
+            <w:pPr>
+              <w:spacing w:before="20" w:after="20"/>
+            </w:pPr>
+            <w:r>
+              <w:rPr>
+                <w:rFonts w:ascii="游ゴシック" w:hAnsi="游ゴシック" w:eastAsia="游ゴシック"/>
+                <w:b w:val="0"/>
+                <w:i w:val="0"/>
+                <w:sz w:val="17"/>
+              </w:rPr>
+              <w:t>27</w:t>
+            </w:r>
+          </w:p>
+        </w:tc>
+        <w:tc>
+          <w:tcPr>
+            <w:tcW w:type="dxa" w:w="1587"/>
+            <w:vAlign w:val="center"/>
+          </w:tcPr>
+          <w:p>
+            <w:pPr>
+              <w:spacing w:before="20" w:after="20"/>
+            </w:pPr>
+            <w:r>
+              <w:rPr>
+                <w:rFonts w:ascii="游ゴシック" w:hAnsi="游ゴシック" w:eastAsia="游ゴシック"/>
+                <w:b w:val="0"/>
+                <w:i w:val="0"/>
+                <w:sz w:val="17"/>
+              </w:rPr>
+              <w:t>第3部第6章　各サービスの見込量の表（重度障がい者の内数）</w:t>
+            </w:r>
+          </w:p>
+        </w:tc>
+        <w:tc>
+          <w:tcPr>
+            <w:tcW w:type="dxa" w:w="2835"/>
+            <w:vAlign w:val="center"/>
+          </w:tcPr>
+          <w:p>
+            <w:pPr>
+              <w:spacing w:before="20" w:after="20"/>
+            </w:pPr>
+            <w:r>
+              <w:rPr>
+                <w:rFonts w:ascii="游ゴシック" w:hAnsi="游ゴシック" w:eastAsia="游ゴシック"/>
+                <w:b w:val="0"/>
+                <w:i w:val="0"/>
+                <w:sz w:val="17"/>
+              </w:rPr>
+              <w:t>重度障がい者の内数を</w:t>
+            </w:r>
+            <w:r>
+              <w:rPr>
+                <w:rFonts w:ascii="游ゴシック" w:hAnsi="游ゴシック" w:eastAsia="游ゴシック"/>
+                <w:b/>
+                <w:i w:val="0"/>
+                <w:sz w:val="17"/>
+              </w:rPr>
+              <w:t>サービスごと</w:t>
+            </w:r>
+            <w:r>
+              <w:rPr>
+                <w:rFonts w:ascii="游ゴシック" w:hAnsi="游ゴシック" w:eastAsia="游ゴシック"/>
+                <w:b w:val="0"/>
+                <w:i w:val="0"/>
+                <w:sz w:val="17"/>
+              </w:rPr>
+              <w:t>（生活介護・短期入所・共同生活援助）の行として置く</w:t>
+            </w:r>
+          </w:p>
+        </w:tc>
+        <w:tc>
+          <w:tcPr>
+            <w:tcW w:type="dxa" w:w="624"/>
+            <w:vAlign w:val="center"/>
+          </w:tcPr>
+          <w:p>
+            <w:pPr>
+              <w:spacing w:before="20" w:after="20"/>
+            </w:pPr>
+            <w:r>
+              <w:rPr>
+                <w:rFonts w:ascii="游ゴシック" w:hAnsi="游ゴシック" w:eastAsia="游ゴシック"/>
+                <w:b/>
+                <w:i w:val="0"/>
+                <w:sz w:val="17"/>
+              </w:rPr>
+              <w:t>補記</w:t>
+            </w:r>
+          </w:p>
+        </w:tc>
+        <w:tc>
+          <w:tcPr>
+            <w:tcW w:type="dxa" w:w="3118"/>
+            <w:vAlign w:val="center"/>
+          </w:tcPr>
+          <w:p>
+            <w:pPr>
+              <w:spacing w:before="20" w:after="20"/>
+            </w:pPr>
+            <w:r>
+              <w:rPr>
+                <w:rFonts w:ascii="游ゴシック" w:hAnsi="游ゴシック" w:eastAsia="游ゴシック"/>
+                <w:b w:val="0"/>
+                <w:i w:val="0"/>
+                <w:sz w:val="17"/>
+              </w:rPr>
+              <w:t>他素案は区分ごとの人数の表のみ。告示 別表第一はサービスごとの内数を求める（論点漏れの点検 R6）（当方：―）</w:t>
+            </w:r>
+          </w:p>
+        </w:tc>
+        <w:tc>
+          <w:tcPr>
+            <w:tcW w:type="dxa" w:w="567"/>
+            <w:vAlign w:val="center"/>
+          </w:tcPr>
+          <w:p>
+            <w:pPr>
+              <w:spacing w:before="20" w:after="20"/>
+            </w:pPr>
+            <w:r>
+              <w:rPr>
+                <w:rFonts w:ascii="游ゴシック" w:hAnsi="游ゴシック" w:eastAsia="游ゴシック"/>
+                <w:b w:val="0"/>
+                <w:i w:val="0"/>
+                <w:sz w:val="17"/>
+              </w:rPr>
+              <w:t>―</w:t>
+            </w:r>
+          </w:p>
+        </w:tc>
+        <w:tc>
+          <w:tcPr>
+            <w:tcW w:type="dxa" w:w="567"/>
+            <w:vAlign w:val="center"/>
+          </w:tcPr>
+          <w:p>
+            <w:pPr>
+              <w:spacing w:before="20" w:after="20"/>
+            </w:pPr>
+            <w:r>
+              <w:rPr>
+                <w:rFonts w:ascii="游ゴシック" w:hAnsi="游ゴシック" w:eastAsia="游ゴシック"/>
+                <w:b w:val="0"/>
+                <w:i w:val="0"/>
+                <w:sz w:val="17"/>
+              </w:rPr>
+              <w:t>中</w:t>
+            </w:r>
+          </w:p>
+        </w:tc>
+      </w:tr>
+      <w:tr>
+        <w:tc>
+          <w:tcPr>
+            <w:tcW w:type="dxa" w:w="454"/>
+            <w:vAlign w:val="center"/>
+          </w:tcPr>
+          <w:p>
+            <w:pPr>
+              <w:spacing w:before="20" w:after="20"/>
+            </w:pPr>
+            <w:r>
+              <w:rPr>
+                <w:rFonts w:ascii="游ゴシック" w:hAnsi="游ゴシック" w:eastAsia="游ゴシック"/>
+                <w:b w:val="0"/>
+                <w:i w:val="0"/>
+                <w:sz w:val="17"/>
+              </w:rPr>
+              <w:t>28</w:t>
+            </w:r>
+          </w:p>
+        </w:tc>
+        <w:tc>
+          <w:tcPr>
+            <w:tcW w:type="dxa" w:w="1587"/>
+            <w:vAlign w:val="center"/>
+          </w:tcPr>
+          <w:p>
+            <w:pPr>
+              <w:spacing w:before="20" w:after="20"/>
+            </w:pPr>
+            <w:r>
+              <w:rPr>
+                <w:rFonts w:ascii="游ゴシック" w:hAnsi="游ゴシック" w:eastAsia="游ゴシック"/>
+                <w:b w:val="0"/>
+                <w:i w:val="0"/>
+                <w:sz w:val="17"/>
+              </w:rPr>
+              <w:t>第3部第4章4（1）／第7章3　医療的ケア</w:t>
+            </w:r>
+          </w:p>
+        </w:tc>
+        <w:tc>
+          <w:tcPr>
+            <w:tcW w:type="dxa" w:w="2835"/>
+            <w:vAlign w:val="center"/>
+          </w:tcPr>
+          <w:p>
+            <w:pPr>
+              <w:spacing w:before="20" w:after="20"/>
+            </w:pPr>
+            <w:r>
+              <w:rPr>
+                <w:rFonts w:ascii="游ゴシック" w:hAnsi="游ゴシック" w:eastAsia="游ゴシック"/>
+                <w:b w:val="0"/>
+                <w:i w:val="0"/>
+                <w:sz w:val="17"/>
+              </w:rPr>
+              <w:t>県が設ける</w:t>
+            </w:r>
+            <w:r>
+              <w:rPr>
+                <w:rFonts w:ascii="游ゴシック" w:hAnsi="游ゴシック" w:eastAsia="游ゴシック"/>
+                <w:b/>
+                <w:i w:val="0"/>
+                <w:sz w:val="17"/>
+              </w:rPr>
+              <w:t>医療的ケア児等支援地域協議会</w:t>
+            </w:r>
+            <w:r>
+              <w:rPr>
+                <w:rFonts w:ascii="游ゴシック" w:hAnsi="游ゴシック" w:eastAsia="游ゴシック"/>
+                <w:b w:val="0"/>
+                <w:i w:val="0"/>
+                <w:sz w:val="17"/>
+              </w:rPr>
+              <w:t>との関係、</w:t>
+            </w:r>
+            <w:r>
+              <w:rPr>
+                <w:rFonts w:ascii="游ゴシック" w:hAnsi="游ゴシック" w:eastAsia="游ゴシック"/>
+                <w:b/>
+                <w:i w:val="0"/>
+                <w:sz w:val="17"/>
+              </w:rPr>
+              <w:t>学齢期から成人期への引継ぎの協議</w:t>
+            </w:r>
+            <w:r>
+              <w:rPr>
+                <w:rFonts w:ascii="游ゴシック" w:hAnsi="游ゴシック" w:eastAsia="游ゴシック"/>
+                <w:b w:val="0"/>
+                <w:i w:val="0"/>
+                <w:sz w:val="17"/>
+              </w:rPr>
+              <w:t>、センターの「医療的ケア児等支援センター」への改称</w:t>
+            </w:r>
+          </w:p>
+        </w:tc>
+        <w:tc>
+          <w:tcPr>
+            <w:tcW w:type="dxa" w:w="624"/>
+            <w:vAlign w:val="center"/>
+          </w:tcPr>
+          <w:p>
+            <w:pPr>
+              <w:spacing w:before="20" w:after="20"/>
+            </w:pPr>
+            <w:r>
+              <w:rPr>
+                <w:rFonts w:ascii="游ゴシック" w:hAnsi="游ゴシック" w:eastAsia="游ゴシック"/>
+                <w:b/>
+                <w:i w:val="0"/>
+                <w:sz w:val="17"/>
+              </w:rPr>
+              <w:t>追加</w:t>
+            </w:r>
+          </w:p>
+        </w:tc>
+        <w:tc>
+          <w:tcPr>
+            <w:tcW w:type="dxa" w:w="3118"/>
+            <w:vAlign w:val="center"/>
+          </w:tcPr>
+          <w:p>
+            <w:pPr>
+              <w:spacing w:before="20" w:after="20"/>
+            </w:pPr>
+            <w:r>
+              <w:rPr>
+                <w:rFonts w:ascii="游ゴシック" w:hAnsi="游ゴシック" w:eastAsia="游ゴシック"/>
+                <w:b w:val="0"/>
+                <w:i w:val="0"/>
+                <w:sz w:val="17"/>
+              </w:rPr>
+              <w:t>基本指針の改正案（第21回、令和8年8月19日）。告示後に最終照合する（論点漏れの点検 R7）（当方：第2部第6章3）</w:t>
+            </w:r>
+          </w:p>
+        </w:tc>
+        <w:tc>
+          <w:tcPr>
+            <w:tcW w:type="dxa" w:w="567"/>
+            <w:vAlign w:val="center"/>
+          </w:tcPr>
+          <w:p>
+            <w:pPr>
+              <w:spacing w:before="20" w:after="20"/>
+            </w:pPr>
+            <w:r>
+              <w:rPr>
+                <w:rFonts w:ascii="游ゴシック" w:hAnsi="游ゴシック" w:eastAsia="游ゴシック"/>
+                <w:b w:val="0"/>
+                <w:i w:val="0"/>
+                <w:sz w:val="17"/>
+              </w:rPr>
+              <w:t>―</w:t>
+            </w:r>
+          </w:p>
+        </w:tc>
+        <w:tc>
+          <w:tcPr>
+            <w:tcW w:type="dxa" w:w="567"/>
+            <w:vAlign w:val="center"/>
+          </w:tcPr>
+          <w:p>
+            <w:pPr>
+              <w:spacing w:before="20" w:after="20"/>
+            </w:pPr>
+            <w:r>
+              <w:rPr>
+                <w:rFonts w:ascii="游ゴシック" w:hAnsi="游ゴシック" w:eastAsia="游ゴシック"/>
+                <w:b w:val="0"/>
+                <w:i w:val="0"/>
+                <w:sz w:val="17"/>
+              </w:rPr>
+              <w:t>中</w:t>
+            </w:r>
+          </w:p>
+        </w:tc>
+      </w:tr>
+      <w:tr>
+        <w:tc>
+          <w:tcPr>
+            <w:tcW w:type="dxa" w:w="454"/>
+            <w:vAlign w:val="center"/>
+          </w:tcPr>
+          <w:p>
+            <w:pPr>
+              <w:spacing w:before="20" w:after="20"/>
+            </w:pPr>
+            <w:r>
+              <w:rPr>
+                <w:rFonts w:ascii="游ゴシック" w:hAnsi="游ゴシック" w:eastAsia="游ゴシック"/>
+                <w:b w:val="0"/>
+                <w:i w:val="0"/>
+                <w:sz w:val="17"/>
+              </w:rPr>
+              <w:t>29</w:t>
+            </w:r>
+          </w:p>
+        </w:tc>
+        <w:tc>
+          <w:tcPr>
+            <w:tcW w:type="dxa" w:w="1587"/>
+            <w:vAlign w:val="center"/>
+          </w:tcPr>
+          <w:p>
+            <w:pPr>
+              <w:spacing w:before="20" w:after="20"/>
+            </w:pPr>
+            <w:r>
+              <w:rPr>
+                <w:rFonts w:ascii="游ゴシック" w:hAnsi="游ゴシック" w:eastAsia="游ゴシック"/>
+                <w:b w:val="0"/>
+                <w:i w:val="0"/>
+                <w:sz w:val="17"/>
+              </w:rPr>
+              <w:t>第1部第2章2　年次の点検評価の方法</w:t>
+            </w:r>
+          </w:p>
+        </w:tc>
+        <w:tc>
+          <w:tcPr>
+            <w:tcW w:type="dxa" w:w="2835"/>
+            <w:vAlign w:val="center"/>
+          </w:tcPr>
+          <w:p>
+            <w:pPr>
+              <w:spacing w:before="20" w:after="20"/>
+            </w:pPr>
+            <w:r>
+              <w:rPr>
+                <w:rFonts w:ascii="游ゴシック" w:hAnsi="游ゴシック" w:eastAsia="游ゴシック"/>
+                <w:b/>
+                <w:i w:val="0"/>
+                <w:sz w:val="17"/>
+              </w:rPr>
+              <w:t>実態調査及びPDCAマニュアル</w:t>
+            </w:r>
+            <w:r>
+              <w:rPr>
+                <w:rFonts w:ascii="游ゴシック" w:hAnsi="游ゴシック" w:eastAsia="游ゴシック"/>
+                <w:b w:val="0"/>
+                <w:i w:val="0"/>
+                <w:sz w:val="17"/>
+              </w:rPr>
+              <w:t>（令和8年8月改定）と福島県通知（8生福第2646号、令和8年8月24日）を点検の拠り所として挙げる</w:t>
+            </w:r>
+          </w:p>
+        </w:tc>
+        <w:tc>
+          <w:tcPr>
+            <w:tcW w:type="dxa" w:w="624"/>
+            <w:vAlign w:val="center"/>
+          </w:tcPr>
+          <w:p>
+            <w:pPr>
+              <w:spacing w:before="20" w:after="20"/>
+            </w:pPr>
+            <w:r>
+              <w:rPr>
+                <w:rFonts w:ascii="游ゴシック" w:hAnsi="游ゴシック" w:eastAsia="游ゴシック"/>
+                <w:b/>
+                <w:i w:val="0"/>
+                <w:sz w:val="17"/>
+              </w:rPr>
+              <w:t>補記</w:t>
+            </w:r>
+          </w:p>
+        </w:tc>
+        <w:tc>
+          <w:tcPr>
+            <w:tcW w:type="dxa" w:w="3118"/>
+            <w:vAlign w:val="center"/>
+          </w:tcPr>
+          <w:p>
+            <w:pPr>
+              <w:spacing w:before="20" w:after="20"/>
+            </w:pPr>
+            <w:r>
+              <w:rPr>
+                <w:rFonts w:ascii="游ゴシック" w:hAnsi="游ゴシック" w:eastAsia="游ゴシック"/>
+                <w:b w:val="0"/>
+                <w:i w:val="0"/>
+                <w:sz w:val="17"/>
+              </w:rPr>
+              <w:t>他素案は独自に点検項目を立てており、国のマニュアルとの関係が書かれていない（論点漏れの点検 R8）（当方：第1部第1章7）</w:t>
+            </w:r>
+          </w:p>
+        </w:tc>
+        <w:tc>
+          <w:tcPr>
+            <w:tcW w:type="dxa" w:w="567"/>
+            <w:vAlign w:val="center"/>
+          </w:tcPr>
+          <w:p>
+            <w:pPr>
+              <w:spacing w:before="20" w:after="20"/>
+            </w:pPr>
+            <w:r>
+              <w:rPr>
+                <w:rFonts w:ascii="游ゴシック" w:hAnsi="游ゴシック" w:eastAsia="游ゴシック"/>
+                <w:b w:val="0"/>
+                <w:i w:val="0"/>
+                <w:sz w:val="17"/>
+              </w:rPr>
+              <w:t>―</w:t>
+            </w:r>
+          </w:p>
+        </w:tc>
+        <w:tc>
+          <w:tcPr>
+            <w:tcW w:type="dxa" w:w="567"/>
+            <w:vAlign w:val="center"/>
+          </w:tcPr>
+          <w:p>
+            <w:pPr>
+              <w:spacing w:before="20" w:after="20"/>
+            </w:pPr>
+            <w:r>
+              <w:rPr>
+                <w:rFonts w:ascii="游ゴシック" w:hAnsi="游ゴシック" w:eastAsia="游ゴシック"/>
+                <w:b w:val="0"/>
+                <w:i w:val="0"/>
+                <w:sz w:val="17"/>
+              </w:rPr>
+              <w:t>中</w:t>
+            </w:r>
+          </w:p>
+        </w:tc>
+      </w:tr>
+      <w:tr>
+        <w:tc>
+          <w:tcPr>
+            <w:tcW w:type="dxa" w:w="454"/>
+            <w:vAlign w:val="center"/>
+          </w:tcPr>
+          <w:p>
+            <w:pPr>
+              <w:keepNext/>
+              <w:spacing w:before="20" w:after="20"/>
+            </w:pPr>
+            <w:r>
+              <w:rPr>
+                <w:rFonts w:ascii="游ゴシック" w:hAnsi="游ゴシック" w:eastAsia="游ゴシック"/>
+                <w:b w:val="0"/>
+                <w:i w:val="0"/>
+                <w:sz w:val="17"/>
+              </w:rPr>
+              <w:t>30</w:t>
+            </w:r>
+          </w:p>
+        </w:tc>
+        <w:tc>
+          <w:tcPr>
+            <w:tcW w:type="dxa" w:w="1587"/>
+            <w:vAlign w:val="center"/>
+          </w:tcPr>
+          <w:p>
+            <w:pPr>
+              <w:keepNext/>
+              <w:spacing w:before="20" w:after="20"/>
+            </w:pPr>
+            <w:r>
+              <w:rPr>
+                <w:rFonts w:ascii="游ゴシック" w:hAnsi="游ゴシック" w:eastAsia="游ゴシック"/>
+                <w:b w:val="0"/>
+                <w:i w:val="0"/>
+                <w:sz w:val="17"/>
+              </w:rPr>
+              <w:t>第3部第6章2　日中活動系サービス（就労移行支援）</w:t>
+            </w:r>
+          </w:p>
+        </w:tc>
+        <w:tc>
+          <w:tcPr>
+            <w:tcW w:type="dxa" w:w="2835"/>
+            <w:vAlign w:val="center"/>
+          </w:tcPr>
+          <w:p>
+            <w:pPr>
+              <w:keepNext/>
+              <w:spacing w:before="20" w:after="20"/>
+            </w:pPr>
+            <w:r>
+              <w:rPr>
+                <w:rFonts w:ascii="游ゴシック" w:hAnsi="游ゴシック" w:eastAsia="游ゴシック"/>
+                <w:b w:val="0"/>
+                <w:i w:val="0"/>
+                <w:sz w:val="17"/>
+              </w:rPr>
+              <w:t>見込量の勘案事項に</w:t>
+            </w:r>
+            <w:r>
+              <w:rPr>
+                <w:rFonts w:ascii="游ゴシック" w:hAnsi="游ゴシック" w:eastAsia="游ゴシック"/>
+                <w:b/>
+                <w:i w:val="0"/>
+                <w:sz w:val="17"/>
+              </w:rPr>
+              <w:t>復職を希望する休職者等</w:t>
+            </w:r>
+            <w:r>
+              <w:rPr>
+                <w:rFonts w:ascii="游ゴシック" w:hAnsi="游ゴシック" w:eastAsia="游ゴシック"/>
+                <w:b w:val="0"/>
+                <w:i w:val="0"/>
+                <w:sz w:val="17"/>
+              </w:rPr>
+              <w:t>を加える</w:t>
+            </w:r>
+          </w:p>
+        </w:tc>
+        <w:tc>
+          <w:tcPr>
+            <w:tcW w:type="dxa" w:w="624"/>
+            <w:vAlign w:val="center"/>
+          </w:tcPr>
+          <w:p>
+            <w:pPr>
+              <w:keepNext/>
+              <w:spacing w:before="20" w:after="20"/>
+            </w:pPr>
+            <w:r>
+              <w:rPr>
+                <w:rFonts w:ascii="游ゴシック" w:hAnsi="游ゴシック" w:eastAsia="游ゴシック"/>
+                <w:b/>
+                <w:i w:val="0"/>
+                <w:sz w:val="17"/>
+              </w:rPr>
+              <w:t>補記</w:t>
+            </w:r>
+          </w:p>
+        </w:tc>
+        <w:tc>
+          <w:tcPr>
+            <w:tcW w:type="dxa" w:w="3118"/>
+            <w:vAlign w:val="center"/>
+          </w:tcPr>
+          <w:p>
+            <w:pPr>
+              <w:keepNext/>
+              <w:spacing w:before="20" w:after="20"/>
+            </w:pPr>
+            <w:r>
+              <w:rPr>
+                <w:rFonts w:ascii="游ゴシック" w:hAnsi="游ゴシック" w:eastAsia="游ゴシック"/>
+                <w:b w:val="0"/>
+                <w:i w:val="0"/>
+                <w:sz w:val="17"/>
+              </w:rPr>
+              <w:t>告示 別表第一（就労移行支援）の勘案事項（論点漏れの点検 R9）（当方：―）</w:t>
+            </w:r>
+          </w:p>
+        </w:tc>
+        <w:tc>
+          <w:tcPr>
+            <w:tcW w:type="dxa" w:w="567"/>
+            <w:vAlign w:val="center"/>
+          </w:tcPr>
+          <w:p>
+            <w:pPr>
+              <w:keepNext/>
+              <w:spacing w:before="20" w:after="20"/>
+            </w:pPr>
+            <w:r>
+              <w:rPr>
+                <w:rFonts w:ascii="游ゴシック" w:hAnsi="游ゴシック" w:eastAsia="游ゴシック"/>
+                <w:b w:val="0"/>
+                <w:i w:val="0"/>
+                <w:sz w:val="17"/>
+              </w:rPr>
+              <w:t>―</w:t>
+            </w:r>
+          </w:p>
+        </w:tc>
+        <w:tc>
+          <w:tcPr>
+            <w:tcW w:type="dxa" w:w="567"/>
+            <w:vAlign w:val="center"/>
+          </w:tcPr>
+          <w:p>
+            <w:pPr>
+              <w:keepNext/>
+              <w:spacing w:before="20" w:after="20"/>
+            </w:pPr>
+            <w:r>
+              <w:rPr>
+                <w:rFonts w:ascii="游ゴシック" w:hAnsi="游ゴシック" w:eastAsia="游ゴシック"/>
+                <w:b w:val="0"/>
+                <w:i w:val="0"/>
+                <w:sz w:val="17"/>
+              </w:rPr>
+              <w:t>低</w:t>
+            </w:r>
+          </w:p>
+        </w:tc>
+      </w:tr>
+      <w:tr>
+        <w:tc>
+          <w:tcPr>
+            <w:tcW w:type="dxa" w:w="454"/>
+            <w:vAlign w:val="center"/>
+          </w:tcPr>
+          <w:p>
+            <w:pPr>
+              <w:spacing w:before="20" w:after="20"/>
+            </w:pPr>
+            <w:r>
+              <w:rPr>
+                <w:rFonts w:ascii="游ゴシック" w:hAnsi="游ゴシック" w:eastAsia="游ゴシック"/>
+                <w:b w:val="0"/>
+                <w:i w:val="0"/>
+                <w:sz w:val="17"/>
+              </w:rPr>
+              <w:t>31</w:t>
+            </w:r>
+          </w:p>
+        </w:tc>
+        <w:tc>
+          <w:tcPr>
+            <w:tcW w:type="dxa" w:w="1587"/>
+            <w:vAlign w:val="center"/>
+          </w:tcPr>
+          <w:p>
+            <w:pPr>
+              <w:spacing w:before="20" w:after="20"/>
+            </w:pPr>
+            <w:r>
+              <w:rPr>
+                <w:rFonts w:ascii="游ゴシック" w:hAnsi="游ゴシック" w:eastAsia="游ゴシック"/>
+                <w:b w:val="0"/>
+                <w:i w:val="0"/>
+                <w:sz w:val="17"/>
+              </w:rPr>
+              <w:t>第1部第1章1／第2部第2章3　成年後見制度</w:t>
+            </w:r>
+          </w:p>
+        </w:tc>
+        <w:tc>
+          <w:tcPr>
+            <w:tcW w:type="dxa" w:w="2835"/>
+            <w:vAlign w:val="center"/>
+          </w:tcPr>
+          <w:p>
+            <w:pPr>
+              <w:spacing w:before="20" w:after="20"/>
+            </w:pPr>
+            <w:r>
+              <w:rPr>
+                <w:rFonts w:ascii="游ゴシック" w:hAnsi="游ゴシック" w:eastAsia="游ゴシック"/>
+                <w:b w:val="0"/>
+                <w:i w:val="0"/>
+                <w:sz w:val="17"/>
+              </w:rPr>
+              <w:t>民法等の一部を改正する法律の</w:t>
+            </w:r>
+            <w:r>
+              <w:rPr>
+                <w:rFonts w:ascii="游ゴシック" w:hAnsi="游ゴシック" w:eastAsia="游ゴシック"/>
+                <w:b/>
+                <w:i w:val="0"/>
+                <w:sz w:val="17"/>
+              </w:rPr>
+              <w:t>法律番号（令和8年法律第45号）</w:t>
+            </w:r>
+          </w:p>
+        </w:tc>
+        <w:tc>
+          <w:tcPr>
+            <w:tcW w:type="dxa" w:w="624"/>
+            <w:vAlign w:val="center"/>
+          </w:tcPr>
+          <w:p>
+            <w:pPr>
+              <w:spacing w:before="20" w:after="20"/>
+            </w:pPr>
+            <w:r>
+              <w:rPr>
+                <w:rFonts w:ascii="游ゴシック" w:hAnsi="游ゴシック" w:eastAsia="游ゴシック"/>
+                <w:b/>
+                <w:i w:val="0"/>
+                <w:sz w:val="17"/>
+              </w:rPr>
+              <w:t>補記</w:t>
+            </w:r>
+          </w:p>
+        </w:tc>
+        <w:tc>
+          <w:tcPr>
+            <w:tcW w:type="dxa" w:w="3118"/>
+            <w:vAlign w:val="center"/>
+          </w:tcPr>
+          <w:p>
+            <w:pPr>
+              <w:spacing w:before="20" w:after="20"/>
+            </w:pPr>
+            <w:r>
+              <w:rPr>
+                <w:rFonts w:ascii="游ゴシック" w:hAnsi="游ゴシック" w:eastAsia="游ゴシック"/>
+                <w:b w:val="0"/>
+                <w:i w:val="0"/>
+                <w:sz w:val="17"/>
+              </w:rPr>
+              <w:t>他素案は法律名のみ（論点漏れの点検 R10）（当方：―）</w:t>
+            </w:r>
+          </w:p>
+        </w:tc>
+        <w:tc>
+          <w:tcPr>
+            <w:tcW w:type="dxa" w:w="567"/>
+            <w:vAlign w:val="center"/>
+          </w:tcPr>
+          <w:p>
+            <w:pPr>
+              <w:spacing w:before="20" w:after="20"/>
+            </w:pPr>
+            <w:r>
+              <w:rPr>
+                <w:rFonts w:ascii="游ゴシック" w:hAnsi="游ゴシック" w:eastAsia="游ゴシック"/>
+                <w:b w:val="0"/>
+                <w:i w:val="0"/>
+                <w:sz w:val="17"/>
+              </w:rPr>
+              <w:t>―</w:t>
+            </w:r>
+          </w:p>
+        </w:tc>
+        <w:tc>
+          <w:tcPr>
+            <w:tcW w:type="dxa" w:w="567"/>
+            <w:vAlign w:val="center"/>
+          </w:tcPr>
+          <w:p>
+            <w:pPr>
+              <w:spacing w:before="20" w:after="20"/>
+            </w:pPr>
+            <w:r>
+              <w:rPr>
+                <w:rFonts w:ascii="游ゴシック" w:hAnsi="游ゴシック" w:eastAsia="游ゴシック"/>
+                <w:b w:val="0"/>
+                <w:i w:val="0"/>
+                <w:sz w:val="17"/>
+              </w:rPr>
+              <w:t>低</w:t>
+            </w:r>
+          </w:p>
+        </w:tc>
+      </w:tr>
+    </w:tbl>
+    <w:p>
+      <w:pPr>
+        <w:spacing w:after="40"/>
+      </w:pPr>
+    </w:p>
+    <w:p>
+      <w:pPr>
         <w:pStyle w:val="Heading1"/>
         <w:keepNext/>
         <w:spacing w:before="240" w:after="100"/>
       </w:pPr>
-      <w:bookmarkStart w:id="107" w:name="_Toc_007"/>
+      <w:bookmarkStart w:id="108" w:name="_Toc_008"/>
       <w:r>
         <w:rPr>
           <w:rFonts w:ascii="游ゴシック" w:hAnsi="游ゴシック" w:eastAsia="游ゴシック"/>
@@ -5961,7 +7856,7 @@
         </w:rPr>
         <w:t>3　前回計画の目標値（№13で他素案の表に入れるもの）</w:t>
       </w:r>
-      <w:bookmarkEnd w:id="107"/>
+      <w:bookmarkEnd w:id="108"/>
     </w:p>
     <w:p>
       <w:pPr>
@@ -5999,7 +7894,7 @@
           <w:color w:val="1F4D78"/>
           <w:sz w:val="22"/>
         </w:rPr>
-        <w:t>【表6】前回計画の成果目標（第7期の目標値）</w:t>
+        <w:t>【表7】前回計画の成果目標（第7期の目標値）</w:t>
       </w:r>
     </w:p>
     <w:tbl>
@@ -7256,7 +9151,7 @@
         <w:keepNext/>
         <w:spacing w:before="240" w:after="100"/>
       </w:pPr>
-      <w:bookmarkStart w:id="108" w:name="_Toc_008"/>
+      <w:bookmarkStart w:id="109" w:name="_Toc_009"/>
       <w:r>
         <w:rPr>
           <w:rFonts w:ascii="游ゴシック" w:hAnsi="游ゴシック" w:eastAsia="游ゴシック"/>
@@ -7267,7 +9162,7 @@
         </w:rPr>
         <w:t>4　判断をいただきたいこと</w:t>
       </w:r>
-      <w:bookmarkEnd w:id="108"/>
+      <w:bookmarkEnd w:id="109"/>
     </w:p>
     <w:p>
       <w:pPr>
@@ -7282,7 +9177,7 @@
           <w:color w:val="1F4D78"/>
           <w:sz w:val="22"/>
         </w:rPr>
-        <w:t>【表7】判断をいただきたいこと</w:t>
+        <w:t>【表8】判断をいただきたいこと</w:t>
       </w:r>
     </w:p>
     <w:tbl>
@@ -7599,7 +9494,7 @@
         <w:keepNext/>
         <w:spacing w:before="240" w:after="100"/>
       </w:pPr>
-      <w:bookmarkStart w:id="109" w:name="_Toc_009"/>
+      <w:bookmarkStart w:id="110" w:name="_Toc_010"/>
       <w:r>
         <w:rPr>
           <w:rFonts w:ascii="游ゴシック" w:hAnsi="游ゴシック" w:eastAsia="游ゴシック"/>
@@ -7610,7 +9505,7 @@
         </w:rPr>
         <w:t>5　他素案へ入れないもの</w:t>
       </w:r>
-      <w:bookmarkEnd w:id="109"/>
+      <w:bookmarkEnd w:id="110"/>
     </w:p>
     <w:p>
       <w:pPr>
@@ -7639,7 +9534,7 @@
           <w:color w:val="1F4D78"/>
           <w:sz w:val="22"/>
         </w:rPr>
-        <w:t>【表8】他素案へ入れないもの</w:t>
+        <w:t>【表9】他素案へ入れないもの</w:t>
       </w:r>
     </w:p>
     <w:tbl>
@@ -7937,7 +9832,7 @@
         <w:keepNext/>
         <w:spacing w:before="240" w:after="100"/>
       </w:pPr>
-      <w:bookmarkStart w:id="110" w:name="_Toc_010"/>
+      <w:bookmarkStart w:id="111" w:name="_Toc_011"/>
       <w:r>
         <w:rPr>
           <w:rFonts w:ascii="游ゴシック" w:hAnsi="游ゴシック" w:eastAsia="游ゴシック"/>
@@ -7948,7 +9843,7 @@
         </w:rPr>
         <w:t>6　当方素案以外の出所で対応が要るもの</w:t>
       </w:r>
-      <w:bookmarkEnd w:id="110"/>
+      <w:bookmarkEnd w:id="111"/>
     </w:p>
     <w:p>
       <w:pPr>
@@ -7995,7 +9890,7 @@
           <w:color w:val="1F4D78"/>
           <w:sz w:val="22"/>
         </w:rPr>
-        <w:t>【表9】当方素案以外の出所で対応するもの</w:t>
+        <w:t>【表10】当方素案以外の出所で対応するもの</w:t>
       </w:r>
     </w:p>
     <w:tbl>
@@ -8552,7 +10447,7 @@
         <w:keepNext/>
         <w:spacing w:before="240" w:after="100"/>
       </w:pPr>
-      <w:bookmarkStart w:id="111" w:name="_Toc_011"/>
+      <w:bookmarkStart w:id="112" w:name="_Toc_012"/>
       <w:r>
         <w:rPr>
           <w:rFonts w:ascii="游ゴシック" w:hAnsi="游ゴシック" w:eastAsia="游ゴシック"/>
@@ -8563,7 +10458,7 @@
         </w:rPr>
         <w:t>7　あわせてお伝えすること</w:t>
       </w:r>
-      <w:bookmarkEnd w:id="111"/>
+      <w:bookmarkEnd w:id="112"/>
     </w:p>
     <w:p>
       <w:pPr>
@@ -8612,7 +10507,7 @@
         <w:keepNext/>
         <w:spacing w:before="240" w:after="100"/>
       </w:pPr>
-      <w:bookmarkStart w:id="112" w:name="_Toc_012"/>
+      <w:bookmarkStart w:id="113" w:name="_Toc_013"/>
       <w:r>
         <w:rPr>
           <w:rFonts w:ascii="游ゴシック" w:hAnsi="游ゴシック" w:eastAsia="游ゴシック"/>
@@ -8623,7 +10518,7 @@
         </w:rPr>
         <w:t>8　反映の手順（案）</w:t>
       </w:r>
-      <w:bookmarkEnd w:id="112"/>
+      <w:bookmarkEnd w:id="113"/>
     </w:p>
     <w:p>
       <w:pPr>
@@ -8652,7 +10547,7 @@
           <w:i w:val="0"/>
           <w:sz w:val="21"/>
         </w:rPr>
-        <w:t>・優先「高」の5件（№11・13・14・16・19）から他素案に反映する。Wordは変更履歴を付けて編集し、他メンバーが差分を追えるようにする</w:t>
+        <w:t>・優先「高」の9件（№11・13・14・16・19・22・23・24・25）から他素案に反映する。Wordは変更履歴を付けて編集し、他メンバーが差分を追えるようにする</w:t>
       </w:r>
     </w:p>
     <w:p>

--- a/小野町_引継ぎ_整理済/03_計画素案/小野町_障がい計画_他素案への追加候補の対応表_20261020.docx
+++ b/小野町_引継ぎ_整理済/03_計画素案/小野町_障がい計画_他素案への追加候補の対応表_20261020.docx
@@ -2099,7 +2099,7 @@
                 <w:i w:val="0"/>
                 <w:sz w:val="17"/>
               </w:rPr>
-              <w:t>当方は一度「第5項」と誤り、法令APIの条文で第7項に訂正した経緯がある（当方：第1部第1章2・4）</w:t>
+              <w:t>調和の規定は第7項（法令APIの条文で確認）（当方：第1部第1章2・4）</w:t>
             </w:r>
           </w:p>
         </w:tc>
